--- a/sprachmodelle/Steckbriefe/Word_Dokumente/C_Promptengineering_OpenAI.docx
+++ b/sprachmodelle/Steckbriefe/Word_Dokumente/C_Promptengineering_OpenAI.docx
@@ -684,10 +684,11 @@
       </w:pPr>
       <w:r>
         <w:rPr>
+          <w:noProof/>
           <w:lang w:val="en-US"/>
         </w:rPr>
         <w:drawing>
-          <wp:anchor distT="0" distB="0" distL="114300" distR="114300" simplePos="0" relativeHeight="251660288" behindDoc="1" locked="0" layoutInCell="1" allowOverlap="1" wp14:anchorId="6227A857" wp14:editId="5870813A">
+          <wp:anchor distT="0" distB="0" distL="114300" distR="114300" simplePos="0" relativeHeight="251660288" behindDoc="1" locked="0" layoutInCell="1" allowOverlap="1" wp14:anchorId="6227A857" wp14:editId="1964AFA4">
             <wp:simplePos x="0" y="0"/>
             <wp:positionH relativeFrom="column">
               <wp:posOffset>4633913</wp:posOffset>

--- a/sprachmodelle/Steckbriefe/Word_Dokumente/C_Promptengineering_OpenAI.docx
+++ b/sprachmodelle/Steckbriefe/Word_Dokumente/C_Promptengineering_OpenAI.docx
@@ -206,7 +206,25 @@
             <w:sz w:val="32"/>
             <w:szCs w:val="32"/>
           </w:rPr>
-          <w:t>OpenAI_Prompting2.ipynb</w:t>
+          <w:t>OpenAI_Pro</w:t>
+        </w:r>
+        <w:r>
+          <w:rPr>
+            <w:rStyle w:val="Hyperlink"/>
+            <w:rFonts w:ascii="Calibri" w:hAnsi="Calibri" w:cs="Calibri"/>
+            <w:sz w:val="32"/>
+            <w:szCs w:val="32"/>
+          </w:rPr>
+          <w:t>m</w:t>
+        </w:r>
+        <w:r>
+          <w:rPr>
+            <w:rStyle w:val="Hyperlink"/>
+            <w:rFonts w:ascii="Calibri" w:hAnsi="Calibri" w:cs="Calibri"/>
+            <w:sz w:val="32"/>
+            <w:szCs w:val="32"/>
+          </w:rPr>
+          <w:t>pting2.ipynb</w:t>
         </w:r>
       </w:hyperlink>
     </w:p>
@@ -688,7 +706,7 @@
           <w:lang w:val="en-US"/>
         </w:rPr>
         <w:drawing>
-          <wp:anchor distT="0" distB="0" distL="114300" distR="114300" simplePos="0" relativeHeight="251660288" behindDoc="1" locked="0" layoutInCell="1" allowOverlap="1" wp14:anchorId="6227A857" wp14:editId="1964AFA4">
+          <wp:anchor distT="0" distB="0" distL="114300" distR="114300" simplePos="0" relativeHeight="251660288" behindDoc="1" locked="0" layoutInCell="1" allowOverlap="1" wp14:anchorId="6227A857" wp14:editId="5E501A0C">
             <wp:simplePos x="0" y="0"/>
             <wp:positionH relativeFrom="column">
               <wp:posOffset>4633913</wp:posOffset>
